--- a/3_mixed-effects.docx
+++ b/3_mixed-effects.docx
@@ -3517,6 +3517,227 @@
       </w:pPr>
       <w:r>
         <w:t xml:space="preserve">Can you fit a maximal random effects structure for this model?</w:t>
+      </w:r>
+    </w:p>
+    <w:p>
+      <w:pPr>
+        <w:pStyle w:val="SourceCode"/>
+      </w:pPr>
+      <w:r>
+        <w:rPr>
+          <w:rStyle w:val="CommentTok"/>
+        </w:rPr>
+        <w:t xml:space="preserve"># Fit logistic regression model on accuracy data</w:t>
+      </w:r>
+      <w:r>
+        <w:br/>
+      </w:r>
+      <w:r>
+        <w:rPr>
+          <w:rStyle w:val="NormalTok"/>
+        </w:rPr>
+        <w:t xml:space="preserve">acc_mod </w:t>
+      </w:r>
+      <w:r>
+        <w:rPr>
+          <w:rStyle w:val="OtherTok"/>
+        </w:rPr>
+        <w:t xml:space="preserve">&lt;-</w:t>
+      </w:r>
+      <w:r>
+        <w:rPr>
+          <w:rStyle w:val="NormalTok"/>
+        </w:rPr>
+        <w:t xml:space="preserve"> </w:t>
+      </w:r>
+      <w:r>
+        <w:rPr>
+          <w:rStyle w:val="FunctionTok"/>
+        </w:rPr>
+        <w:t xml:space="preserve">glmer</w:t>
+      </w:r>
+      <w:r>
+        <w:rPr>
+          <w:rStyle w:val="NormalTok"/>
+        </w:rPr>
+        <w:t xml:space="preserve">(acc </w:t>
+      </w:r>
+      <w:r>
+        <w:rPr>
+          <w:rStyle w:val="SpecialCharTok"/>
+        </w:rPr>
+        <w:t xml:space="preserve">~</w:t>
+      </w:r>
+      <w:r>
+        <w:rPr>
+          <w:rStyle w:val="NormalTok"/>
+        </w:rPr>
+        <w:t xml:space="preserve"> sleep </w:t>
+      </w:r>
+      <w:r>
+        <w:rPr>
+          <w:rStyle w:val="SpecialCharTok"/>
+        </w:rPr>
+        <w:t xml:space="preserve">+</w:t>
+      </w:r>
+      <w:r>
+        <w:rPr>
+          <w:rStyle w:val="NormalTok"/>
+        </w:rPr>
+        <w:t xml:space="preserve"> (</w:t>
+      </w:r>
+      <w:r>
+        <w:rPr>
+          <w:rStyle w:val="DecValTok"/>
+        </w:rPr>
+        <w:t xml:space="preserve">1</w:t>
+      </w:r>
+      <w:r>
+        <w:rPr>
+          <w:rStyle w:val="SpecialCharTok"/>
+        </w:rPr>
+        <w:t xml:space="preserve">+</w:t>
+      </w:r>
+      <w:r>
+        <w:rPr>
+          <w:rStyle w:val="NormalTok"/>
+        </w:rPr>
+        <w:t xml:space="preserve">sleep</w:t>
+      </w:r>
+      <w:r>
+        <w:rPr>
+          <w:rStyle w:val="SpecialCharTok"/>
+        </w:rPr>
+        <w:t xml:space="preserve">|</w:t>
+      </w:r>
+      <w:r>
+        <w:rPr>
+          <w:rStyle w:val="NormalTok"/>
+        </w:rPr>
+        <w:t xml:space="preserve">ppt_id) </w:t>
+      </w:r>
+      <w:r>
+        <w:rPr>
+          <w:rStyle w:val="SpecialCharTok"/>
+        </w:rPr>
+        <w:t xml:space="preserve">+</w:t>
+      </w:r>
+      <w:r>
+        <w:rPr>
+          <w:rStyle w:val="NormalTok"/>
+        </w:rPr>
+        <w:t xml:space="preserve"> (</w:t>
+      </w:r>
+      <w:r>
+        <w:rPr>
+          <w:rStyle w:val="DecValTok"/>
+        </w:rPr>
+        <w:t xml:space="preserve">1</w:t>
+      </w:r>
+      <w:r>
+        <w:rPr>
+          <w:rStyle w:val="SpecialCharTok"/>
+        </w:rPr>
+        <w:t xml:space="preserve">+</w:t>
+      </w:r>
+      <w:r>
+        <w:rPr>
+          <w:rStyle w:val="NormalTok"/>
+        </w:rPr>
+        <w:t xml:space="preserve">sleep</w:t>
+      </w:r>
+      <w:r>
+        <w:rPr>
+          <w:rStyle w:val="SpecialCharTok"/>
+        </w:rPr>
+        <w:t xml:space="preserve">|</w:t>
+      </w:r>
+      <w:r>
+        <w:rPr>
+          <w:rStyle w:val="NormalTok"/>
+        </w:rPr>
+        <w:t xml:space="preserve">item), </w:t>
+      </w:r>
+      <w:r>
+        <w:br/>
+      </w:r>
+      <w:r>
+        <w:rPr>
+          <w:rStyle w:val="NormalTok"/>
+        </w:rPr>
+        <w:t xml:space="preserve">                 </w:t>
+      </w:r>
+      <w:r>
+        <w:rPr>
+          <w:rStyle w:val="AttributeTok"/>
+        </w:rPr>
+        <w:t xml:space="preserve">family =</w:t>
+      </w:r>
+      <w:r>
+        <w:rPr>
+          <w:rStyle w:val="NormalTok"/>
+        </w:rPr>
+        <w:t xml:space="preserve"> </w:t>
+      </w:r>
+      <w:r>
+        <w:rPr>
+          <w:rStyle w:val="StringTok"/>
+        </w:rPr>
+        <w:t xml:space="preserve">"binomial"</w:t>
+      </w:r>
+      <w:r>
+        <w:rPr>
+          <w:rStyle w:val="NormalTok"/>
+        </w:rPr>
+        <w:t xml:space="preserve">, </w:t>
+      </w:r>
+      <w:r>
+        <w:rPr>
+          <w:rStyle w:val="AttributeTok"/>
+        </w:rPr>
+        <w:t xml:space="preserve">data =</w:t>
+      </w:r>
+      <w:r>
+        <w:rPr>
+          <w:rStyle w:val="NormalTok"/>
+        </w:rPr>
+        <w:t xml:space="preserve"> sleep_dat) </w:t>
+      </w:r>
+      <w:r>
+        <w:br/>
+      </w:r>
+      <w:r>
+        <w:br/>
+      </w:r>
+      <w:r>
+        <w:rPr>
+          <w:rStyle w:val="CommentTok"/>
+        </w:rPr>
+        <w:t xml:space="preserve"># Inspect output</w:t>
+      </w:r>
+      <w:r>
+        <w:br/>
+      </w:r>
+      <w:r>
+        <w:rPr>
+          <w:rStyle w:val="FunctionTok"/>
+        </w:rPr>
+        <w:t xml:space="preserve">summary</w:t>
+      </w:r>
+      <w:r>
+        <w:rPr>
+          <w:rStyle w:val="NormalTok"/>
+        </w:rPr>
+        <w:t xml:space="preserve">(acc_mod)</w:t>
+      </w:r>
+      <w:r>
+        <w:br/>
+      </w:r>
+      <w:r>
+        <w:rPr>
+          <w:rStyle w:val="DocumentationTok"/>
+        </w:rPr>
+        <w:t xml:space="preserve">## Note that the coefficients are not directly interpretable in these models</w:t>
       </w:r>
     </w:p>
     <w:bookmarkEnd w:id="37"/>
